--- a/public/templates-clean/9. Anexa 6 - Declarație de neasumare.docx
+++ b/public/templates-clean/9. Anexa 6 - Declarație de neasumare.docx
@@ -257,7 +257,7 @@
           <w:b/>
           <w:bCs/>
         </w:rPr>
-        <w:t>{BENEFICIAR_NUME} ELENA</w:t>
+        <w:t>{BENEFICIAR_NUME}</w:t>
       </w:r>
       <w:bookmarkStart w:id="2" w:name="_Hlk236235657"/>
       <w:r>
